--- a/klagomål/Bockbergets naturreservat FSC-klagomål.docx
+++ b/klagomål/Bockbergets naturreservat FSC-klagomål.docx
@@ -168,7 +168,7 @@
     </w:p>
     <w:p>
       <w:r>
-        <w:t>Detta klagomål behandlar höga naturvärden i avverkningsanmälan Bockbergets naturreservat i Haninge kommun som inkom 2026-07-15 och omfattar 329,7 ha.</w:t>
+        <w:t>Detta klagomål behandlar höga naturvärden i avverkningsanmälan Bockbergets naturreservat i Haninge kommun som inkom 2026-07-16 och omfattar 329,7 ha.</w:t>
       </w:r>
     </w:p>
     <w:p>
@@ -1294,7 +1294,7 @@
     <w:r>
       <w:tab/>
       <w:tab/>
-      <w:t>2026-07-15</w:t>
+      <w:t>2026-07-16</w:t>
       <w:br/>
       <w:br/>
     </w:r>

--- a/klagomål/Bockbergets naturreservat FSC-klagomål.docx
+++ b/klagomål/Bockbergets naturreservat FSC-klagomål.docx
@@ -168,7 +168,7 @@
     </w:p>
     <w:p>
       <w:r>
-        <w:t>Detta klagomål behandlar höga naturvärden i avverkningsanmälan Bockbergets naturreservat i Haninge kommun som inkom 2026-07-16 och omfattar 329,7 ha.</w:t>
+        <w:t>Detta klagomål behandlar höga naturvärden i avverkningsanmälan Bockbergets naturreservat i Haninge kommun som inkom 2026-07-17 och omfattar 329,7 ha.</w:t>
       </w:r>
     </w:p>
     <w:p>
@@ -1294,7 +1294,7 @@
     <w:r>
       <w:tab/>
       <w:tab/>
-      <w:t>2026-07-16</w:t>
+      <w:t>2026-07-17</w:t>
       <w:br/>
       <w:br/>
     </w:r>

--- a/klagomål/Bockbergets naturreservat FSC-klagomål.docx
+++ b/klagomål/Bockbergets naturreservat FSC-klagomål.docx
@@ -168,7 +168,7 @@
     </w:p>
     <w:p>
       <w:r>
-        <w:t>Detta klagomål behandlar höga naturvärden i avverkningsanmälan Bockbergets naturreservat i Haninge kommun som inkom 2026-07-17 och omfattar 329,7 ha.</w:t>
+        <w:t>Detta klagomål behandlar höga naturvärden i avverkningsanmälan Bockbergets naturreservat i Haninge kommun som inkom 2026-07-18 och omfattar 329,7 ha.</w:t>
       </w:r>
     </w:p>
     <w:p>
@@ -1294,7 +1294,7 @@
     <w:r>
       <w:tab/>
       <w:tab/>
-      <w:t>2026-07-17</w:t>
+      <w:t>2026-07-18</w:t>
       <w:br/>
       <w:br/>
     </w:r>

--- a/klagomål/Bockbergets naturreservat FSC-klagomål.docx
+++ b/klagomål/Bockbergets naturreservat FSC-klagomål.docx
@@ -168,7 +168,7 @@
     </w:p>
     <w:p>
       <w:r>
-        <w:t>Detta klagomål behandlar höga naturvärden i avverkningsanmälan Bockbergets naturreservat i Haninge kommun som inkom 2026-07-18 och omfattar 329,7 ha.</w:t>
+        <w:t>Detta klagomål behandlar höga naturvärden i avverkningsanmälan Bockbergets naturreservat i Haninge kommun som inkom 2026-07-19 och omfattar 329,7 ha.</w:t>
       </w:r>
     </w:p>
     <w:p>
@@ -1294,7 +1294,7 @@
     <w:r>
       <w:tab/>
       <w:tab/>
-      <w:t>2026-07-18</w:t>
+      <w:t>2026-07-19</w:t>
       <w:br/>
       <w:br/>
     </w:r>

--- a/klagomål/Bockbergets naturreservat FSC-klagomål.docx
+++ b/klagomål/Bockbergets naturreservat FSC-klagomål.docx
@@ -168,7 +168,7 @@
     </w:p>
     <w:p>
       <w:r>
-        <w:t>Detta klagomål behandlar höga naturvärden i avverkningsanmälan Bockbergets naturreservat i Haninge kommun som inkom 2026-07-19 och omfattar 329,7 ha.</w:t>
+        <w:t>Detta klagomål behandlar höga naturvärden i avverkningsanmälan Bockbergets naturreservat i Haninge kommun som inkom 2026-07-20 och omfattar 329,7 ha.</w:t>
       </w:r>
     </w:p>
     <w:p>
@@ -1294,7 +1294,7 @@
     <w:r>
       <w:tab/>
       <w:tab/>
-      <w:t>2026-07-19</w:t>
+      <w:t>2026-07-20</w:t>
       <w:br/>
       <w:br/>
     </w:r>

--- a/klagomål/Bockbergets naturreservat FSC-klagomål.docx
+++ b/klagomål/Bockbergets naturreservat FSC-klagomål.docx
@@ -168,7 +168,7 @@
     </w:p>
     <w:p>
       <w:r>
-        <w:t>Detta klagomål behandlar höga naturvärden i avverkningsanmälan Bockbergets naturreservat i Haninge kommun som inkom 2026-07-20 och omfattar 329,7 ha.</w:t>
+        <w:t>Detta klagomål behandlar höga naturvärden i avverkningsanmälan Bockbergets naturreservat i Haninge kommun som inkom 2026-07-21 och omfattar 329,7 ha.</w:t>
       </w:r>
     </w:p>
     <w:p>
@@ -1294,7 +1294,7 @@
     <w:r>
       <w:tab/>
       <w:tab/>
-      <w:t>2026-07-20</w:t>
+      <w:t>2026-07-21</w:t>
       <w:br/>
       <w:br/>
     </w:r>

--- a/klagomål/Bockbergets naturreservat FSC-klagomål.docx
+++ b/klagomål/Bockbergets naturreservat FSC-klagomål.docx
@@ -168,7 +168,7 @@
     </w:p>
     <w:p>
       <w:r>
-        <w:t>Detta klagomål behandlar höga naturvärden i avverkningsanmälan Bockbergets naturreservat i Haninge kommun som inkom 2026-07-21 och omfattar 329,7 ha.</w:t>
+        <w:t>Detta klagomål behandlar höga naturvärden i avverkningsanmälan Bockbergets naturreservat i Haninge kommun som inkom 2026-07-22 och omfattar 329,7 ha.</w:t>
       </w:r>
     </w:p>
     <w:p>
@@ -1294,7 +1294,7 @@
     <w:r>
       <w:tab/>
       <w:tab/>
-      <w:t>2026-07-21</w:t>
+      <w:t>2026-07-22</w:t>
       <w:br/>
       <w:br/>
     </w:r>

--- a/klagomål/Bockbergets naturreservat FSC-klagomål.docx
+++ b/klagomål/Bockbergets naturreservat FSC-klagomål.docx
@@ -168,7 +168,7 @@
     </w:p>
     <w:p>
       <w:r>
-        <w:t>Detta klagomål behandlar höga naturvärden i avverkningsanmälan Bockbergets naturreservat i Haninge kommun som inkom 2026-07-22 och omfattar 329,7 ha.</w:t>
+        <w:t>Detta klagomål behandlar höga naturvärden i avverkningsanmälan Bockbergets naturreservat i Haninge kommun som inkom 2026-07-23 och omfattar 329,7 ha.</w:t>
       </w:r>
     </w:p>
     <w:p>
@@ -1294,7 +1294,7 @@
     <w:r>
       <w:tab/>
       <w:tab/>
-      <w:t>2026-07-22</w:t>
+      <w:t>2026-07-23</w:t>
       <w:br/>
       <w:br/>
     </w:r>

--- a/klagomål/Bockbergets naturreservat FSC-klagomål.docx
+++ b/klagomål/Bockbergets naturreservat FSC-klagomål.docx
@@ -168,7 +168,7 @@
     </w:p>
     <w:p>
       <w:r>
-        <w:t>Detta klagomål behandlar höga naturvärden i avverkningsanmälan Bockbergets naturreservat i Haninge kommun som inkom 2026-07-23 och omfattar 329,7 ha.</w:t>
+        <w:t>Detta klagomål behandlar höga naturvärden i avverkningsanmälan Bockbergets naturreservat i Haninge kommun som inkom 2026-07-24 och omfattar 329,7 ha.</w:t>
       </w:r>
     </w:p>
     <w:p>
@@ -1294,7 +1294,7 @@
     <w:r>
       <w:tab/>
       <w:tab/>
-      <w:t>2026-07-23</w:t>
+      <w:t>2026-07-24</w:t>
       <w:br/>
       <w:br/>
     </w:r>

--- a/klagomål/Bockbergets naturreservat FSC-klagomål.docx
+++ b/klagomål/Bockbergets naturreservat FSC-klagomål.docx
@@ -168,7 +168,7 @@
     </w:p>
     <w:p>
       <w:r>
-        <w:t>Detta klagomål behandlar höga naturvärden i avverkningsanmälan Bockbergets naturreservat i Haninge kommun som inkom 2026-07-24 och omfattar 329,7 ha.</w:t>
+        <w:t>Detta klagomål behandlar höga naturvärden i avverkningsanmälan Bockbergets naturreservat i Haninge kommun som inkom 2026-07-25 och omfattar 329,7 ha.</w:t>
       </w:r>
     </w:p>
     <w:p>
@@ -1294,7 +1294,7 @@
     <w:r>
       <w:tab/>
       <w:tab/>
-      <w:t>2026-07-24</w:t>
+      <w:t>2026-07-25</w:t>
       <w:br/>
       <w:br/>
     </w:r>

--- a/klagomål/Bockbergets naturreservat FSC-klagomål.docx
+++ b/klagomål/Bockbergets naturreservat FSC-klagomål.docx
@@ -168,7 +168,7 @@
     </w:p>
     <w:p>
       <w:r>
-        <w:t>Detta klagomål behandlar höga naturvärden i avverkningsanmälan Bockbergets naturreservat i Haninge kommun som inkom 2026-07-25 och omfattar 329,7 ha.</w:t>
+        <w:t>Detta klagomål behandlar höga naturvärden i avverkningsanmälan Bockbergets naturreservat i Haninge kommun som inkom 2026-07-26 och omfattar 329,7 ha.</w:t>
       </w:r>
     </w:p>
     <w:p>
@@ -1294,7 +1294,7 @@
     <w:r>
       <w:tab/>
       <w:tab/>
-      <w:t>2026-07-25</w:t>
+      <w:t>2026-07-26</w:t>
       <w:br/>
       <w:br/>
     </w:r>

--- a/klagomål/Bockbergets naturreservat FSC-klagomål.docx
+++ b/klagomål/Bockbergets naturreservat FSC-klagomål.docx
@@ -168,7 +168,7 @@
     </w:p>
     <w:p>
       <w:r>
-        <w:t>Detta klagomål behandlar höga naturvärden i avverkningsanmälan Bockbergets naturreservat i Haninge kommun som inkom 2026-07-26 och omfattar 329,7 ha.</w:t>
+        <w:t>Detta klagomål behandlar höga naturvärden i avverkningsanmälan Bockbergets naturreservat i Haninge kommun som inkom 2026-07-27 och omfattar 329,7 ha.</w:t>
       </w:r>
     </w:p>
     <w:p>
@@ -1294,7 +1294,7 @@
     <w:r>
       <w:tab/>
       <w:tab/>
-      <w:t>2026-07-26</w:t>
+      <w:t>2026-07-27</w:t>
       <w:br/>
       <w:br/>
     </w:r>

--- a/klagomål/Bockbergets naturreservat FSC-klagomål.docx
+++ b/klagomål/Bockbergets naturreservat FSC-klagomål.docx
@@ -168,7 +168,7 @@
     </w:p>
     <w:p>
       <w:r>
-        <w:t>Detta klagomål behandlar höga naturvärden i avverkningsanmälan Bockbergets naturreservat i Haninge kommun som inkom 2026-07-27 och omfattar 329,7 ha.</w:t>
+        <w:t>Detta klagomål behandlar höga naturvärden i avverkningsanmälan Bockbergets naturreservat i Haninge kommun som inkom 2026-07-28 och omfattar 329,7 ha.</w:t>
       </w:r>
     </w:p>
     <w:p>
@@ -1294,7 +1294,7 @@
     <w:r>
       <w:tab/>
       <w:tab/>
-      <w:t>2026-07-27</w:t>
+      <w:t>2026-07-28</w:t>
       <w:br/>
       <w:br/>
     </w:r>

--- a/klagomål/Bockbergets naturreservat FSC-klagomål.docx
+++ b/klagomål/Bockbergets naturreservat FSC-klagomål.docx
@@ -168,7 +168,7 @@
     </w:p>
     <w:p>
       <w:r>
-        <w:t>Detta klagomål behandlar höga naturvärden i avverkningsanmälan Bockbergets naturreservat i Haninge kommun som inkom 2026-07-28 och omfattar 329,7 ha.</w:t>
+        <w:t>Detta klagomål behandlar höga naturvärden i avverkningsanmälan Bockbergets naturreservat i Haninge kommun som inkom 2026-07-29 och omfattar 329,7 ha.</w:t>
       </w:r>
     </w:p>
     <w:p>
@@ -1294,7 +1294,7 @@
     <w:r>
       <w:tab/>
       <w:tab/>
-      <w:t>2026-07-28</w:t>
+      <w:t>2026-07-29</w:t>
       <w:br/>
       <w:br/>
     </w:r>

--- a/klagomål/Bockbergets naturreservat FSC-klagomål.docx
+++ b/klagomål/Bockbergets naturreservat FSC-klagomål.docx
@@ -168,7 +168,7 @@
     </w:p>
     <w:p>
       <w:r>
-        <w:t>Detta klagomål behandlar höga naturvärden i avverkningsanmälan Bockbergets naturreservat i Haninge kommun som inkom 2026-07-29 och omfattar 329,7 ha.</w:t>
+        <w:t>Detta klagomål behandlar höga naturvärden i avverkningsanmälan Bockbergets naturreservat i Haninge kommun som inkom 2026-07-30 och omfattar 329,7 ha.</w:t>
       </w:r>
     </w:p>
     <w:p>
@@ -1294,7 +1294,7 @@
     <w:r>
       <w:tab/>
       <w:tab/>
-      <w:t>2026-07-29</w:t>
+      <w:t>2026-07-30</w:t>
       <w:br/>
       <w:br/>
     </w:r>

--- a/klagomål/Bockbergets naturreservat FSC-klagomål.docx
+++ b/klagomål/Bockbergets naturreservat FSC-klagomål.docx
@@ -168,7 +168,7 @@
     </w:p>
     <w:p>
       <w:r>
-        <w:t>Detta klagomål behandlar höga naturvärden i avverkningsanmälan Bockbergets naturreservat i Haninge kommun som inkom 2026-07-30 och omfattar 329,7 ha.</w:t>
+        <w:t>Detta klagomål behandlar höga naturvärden i avverkningsanmälan Bockbergets naturreservat i Haninge kommun som inkom 2026-07-31 och omfattar 329,7 ha.</w:t>
       </w:r>
     </w:p>
     <w:p>
@@ -1294,7 +1294,7 @@
     <w:r>
       <w:tab/>
       <w:tab/>
-      <w:t>2026-07-30</w:t>
+      <w:t>2026-07-31</w:t>
       <w:br/>
       <w:br/>
     </w:r>

--- a/klagomål/Bockbergets naturreservat FSC-klagomål.docx
+++ b/klagomål/Bockbergets naturreservat FSC-klagomål.docx
@@ -168,7 +168,7 @@
     </w:p>
     <w:p>
       <w:r>
-        <w:t>Detta klagomål behandlar höga naturvärden i avverkningsanmälan Bockbergets naturreservat i Haninge kommun som inkom 2026-07-31 och omfattar 329,7 ha.</w:t>
+        <w:t>Detta klagomål behandlar höga naturvärden i avverkningsanmälan Bockbergets naturreservat i Haninge kommun som inkom 2026-08-01 och omfattar 329,7 ha.</w:t>
       </w:r>
     </w:p>
     <w:p>
@@ -1294,7 +1294,7 @@
     <w:r>
       <w:tab/>
       <w:tab/>
-      <w:t>2026-07-31</w:t>
+      <w:t>2026-08-01</w:t>
       <w:br/>
       <w:br/>
     </w:r>

--- a/klagomål/Bockbergets naturreservat FSC-klagomål.docx
+++ b/klagomål/Bockbergets naturreservat FSC-klagomål.docx
@@ -168,7 +168,7 @@
     </w:p>
     <w:p>
       <w:r>
-        <w:t>Detta klagomål behandlar höga naturvärden i avverkningsanmälan Bockbergets naturreservat i Haninge kommun som inkom 2026-08-01 och omfattar 329,7 ha.</w:t>
+        <w:t>Detta klagomål behandlar höga naturvärden i avverkningsanmälan Bockbergets naturreservat i Haninge kommun som inkom 2026-08-02 och omfattar 329,7 ha.</w:t>
       </w:r>
     </w:p>
     <w:p>
@@ -1294,7 +1294,7 @@
     <w:r>
       <w:tab/>
       <w:tab/>
-      <w:t>2026-08-01</w:t>
+      <w:t>2026-08-02</w:t>
       <w:br/>
       <w:br/>
     </w:r>

--- a/klagomål/Bockbergets naturreservat FSC-klagomål.docx
+++ b/klagomål/Bockbergets naturreservat FSC-klagomål.docx
@@ -168,7 +168,7 @@
     </w:p>
     <w:p>
       <w:r>
-        <w:t>Detta klagomål behandlar höga naturvärden i avverkningsanmälan Bockbergets naturreservat i Haninge kommun som inkom 2026-08-02 och omfattar 329,7 ha.</w:t>
+        <w:t>Detta klagomål behandlar höga naturvärden i avverkningsanmälan Bockbergets naturreservat i Haninge kommun som inkom 2026-08-03 och omfattar 329,7 ha.</w:t>
       </w:r>
     </w:p>
     <w:p>
@@ -1294,7 +1294,7 @@
     <w:r>
       <w:tab/>
       <w:tab/>
-      <w:t>2026-08-02</w:t>
+      <w:t>2026-08-03</w:t>
       <w:br/>
       <w:br/>
     </w:r>

--- a/klagomål/Bockbergets naturreservat FSC-klagomål.docx
+++ b/klagomål/Bockbergets naturreservat FSC-klagomål.docx
@@ -168,7 +168,7 @@
     </w:p>
     <w:p>
       <w:r>
-        <w:t>Detta klagomål behandlar höga naturvärden i avverkningsanmälan Bockbergets naturreservat i Haninge kommun som inkom 2026-08-03 och omfattar 329,7 ha.</w:t>
+        <w:t>Detta klagomål behandlar höga naturvärden i avverkningsanmälan Bockbergets naturreservat i Haninge kommun som inkom 2026-08-06 och omfattar 329,7 ha.</w:t>
       </w:r>
     </w:p>
     <w:p>
@@ -1294,7 +1294,7 @@
     <w:r>
       <w:tab/>
       <w:tab/>
-      <w:t>2026-08-03</w:t>
+      <w:t>2026-08-06</w:t>
       <w:br/>
       <w:br/>
     </w:r>

--- a/klagomål/Bockbergets naturreservat FSC-klagomål.docx
+++ b/klagomål/Bockbergets naturreservat FSC-klagomål.docx
@@ -168,7 +168,7 @@
     </w:p>
     <w:p>
       <w:r>
-        <w:t>Detta klagomål behandlar höga naturvärden i avverkningsanmälan Bockbergets naturreservat i Haninge kommun som inkom 2026-08-06 och omfattar 329,7 ha.</w:t>
+        <w:t>Detta klagomål behandlar höga naturvärden i avverkningsanmälan Bockbergets naturreservat i Haninge kommun som inkom 2026-08-07 och omfattar 329,7 ha.</w:t>
       </w:r>
     </w:p>
     <w:p>
@@ -1294,7 +1294,7 @@
     <w:r>
       <w:tab/>
       <w:tab/>
-      <w:t>2026-08-06</w:t>
+      <w:t>2026-08-07</w:t>
       <w:br/>
       <w:br/>
     </w:r>

--- a/klagomål/Bockbergets naturreservat FSC-klagomål.docx
+++ b/klagomål/Bockbergets naturreservat FSC-klagomål.docx
@@ -168,7 +168,7 @@
     </w:p>
     <w:p>
       <w:r>
-        <w:t>Detta klagomål behandlar höga naturvärden i avverkningsanmälan Bockbergets naturreservat i Haninge kommun som inkom 2026-08-07 och omfattar 329,7 ha.</w:t>
+        <w:t>Detta klagomål behandlar höga naturvärden i avverkningsanmälan Bockbergets naturreservat i Haninge kommun som inkom 2026-08-08 och omfattar 329,7 ha.</w:t>
       </w:r>
     </w:p>
     <w:p>
@@ -1294,7 +1294,7 @@
     <w:r>
       <w:tab/>
       <w:tab/>
-      <w:t>2026-08-07</w:t>
+      <w:t>2026-08-08</w:t>
       <w:br/>
       <w:br/>
     </w:r>

--- a/klagomål/Bockbergets naturreservat FSC-klagomål.docx
+++ b/klagomål/Bockbergets naturreservat FSC-klagomål.docx
@@ -168,7 +168,7 @@
     </w:p>
     <w:p>
       <w:r>
-        <w:t>Detta klagomål behandlar höga naturvärden i avverkningsanmälan Bockbergets naturreservat i Haninge kommun som inkom 2026-08-08 och omfattar 329,7 ha.</w:t>
+        <w:t>Detta klagomål behandlar höga naturvärden i avverkningsanmälan Bockbergets naturreservat i Haninge kommun som inkom 2026-08-09 och omfattar 329,7 ha.</w:t>
       </w:r>
     </w:p>
     <w:p>
@@ -1294,7 +1294,7 @@
     <w:r>
       <w:tab/>
       <w:tab/>
-      <w:t>2026-08-08</w:t>
+      <w:t>2026-08-09</w:t>
       <w:br/>
       <w:br/>
     </w:r>

--- a/klagomål/Bockbergets naturreservat FSC-klagomål.docx
+++ b/klagomål/Bockbergets naturreservat FSC-klagomål.docx
@@ -168,7 +168,7 @@
     </w:p>
     <w:p>
       <w:r>
-        <w:t>Detta klagomål behandlar höga naturvärden i avverkningsanmälan Bockbergets naturreservat i Haninge kommun som inkom 2026-08-09 och omfattar 329,7 ha.</w:t>
+        <w:t>Detta klagomål behandlar höga naturvärden i avverkningsanmälan Bockbergets naturreservat i Haninge kommun som inkom 2026-08-10 och omfattar 329,7 ha.</w:t>
       </w:r>
     </w:p>
     <w:p>
@@ -1294,7 +1294,7 @@
     <w:r>
       <w:tab/>
       <w:tab/>
-      <w:t>2026-08-09</w:t>
+      <w:t>2026-08-10</w:t>
       <w:br/>
       <w:br/>
     </w:r>

--- a/klagomål/Bockbergets naturreservat FSC-klagomål.docx
+++ b/klagomål/Bockbergets naturreservat FSC-klagomål.docx
@@ -168,7 +168,7 @@
     </w:p>
     <w:p>
       <w:r>
-        <w:t>Detta klagomål behandlar höga naturvärden i avverkningsanmälan Bockbergets naturreservat i Haninge kommun som inkom 2026-08-10 och omfattar 329,7 ha.</w:t>
+        <w:t>Detta klagomål behandlar höga naturvärden i avverkningsanmälan Bockbergets naturreservat i Haninge kommun som inkom 2026-08-11 och omfattar 329,7 ha.</w:t>
       </w:r>
     </w:p>
     <w:p>
@@ -1294,7 +1294,7 @@
     <w:r>
       <w:tab/>
       <w:tab/>
-      <w:t>2026-08-10</w:t>
+      <w:t>2026-08-11</w:t>
       <w:br/>
       <w:br/>
     </w:r>

--- a/klagomål/Bockbergets naturreservat FSC-klagomål.docx
+++ b/klagomål/Bockbergets naturreservat FSC-klagomål.docx
@@ -168,7 +168,7 @@
     </w:p>
     <w:p>
       <w:r>
-        <w:t>Detta klagomål behandlar höga naturvärden i avverkningsanmälan Bockbergets naturreservat i Haninge kommun som inkom 2026-08-11 och omfattar 329,7 ha.</w:t>
+        <w:t>Detta klagomål behandlar höga naturvärden i avverkningsanmälan Bockbergets naturreservat i Haninge kommun som inkom 2026-08-12 och omfattar 329,7 ha.</w:t>
       </w:r>
     </w:p>
     <w:p>
@@ -1294,7 +1294,7 @@
     <w:r>
       <w:tab/>
       <w:tab/>
-      <w:t>2026-08-11</w:t>
+      <w:t>2026-08-12</w:t>
       <w:br/>
       <w:br/>
     </w:r>

--- a/klagomål/Bockbergets naturreservat FSC-klagomål.docx
+++ b/klagomål/Bockbergets naturreservat FSC-klagomål.docx
@@ -168,7 +168,7 @@
     </w:p>
     <w:p>
       <w:r>
-        <w:t>Detta klagomål behandlar höga naturvärden i avverkningsanmälan Bockbergets naturreservat i Haninge kommun som inkom 2026-08-12 och omfattar 329,7 ha.</w:t>
+        <w:t>Detta klagomål behandlar höga naturvärden i avverkningsanmälan Bockbergets naturreservat i Haninge kommun som inkom 2026-08-13 och omfattar 329,7 ha.</w:t>
       </w:r>
     </w:p>
     <w:p>
@@ -1294,7 +1294,7 @@
     <w:r>
       <w:tab/>
       <w:tab/>
-      <w:t>2026-08-12</w:t>
+      <w:t>2026-08-13</w:t>
       <w:br/>
       <w:br/>
     </w:r>

--- a/klagomål/Bockbergets naturreservat FSC-klagomål.docx
+++ b/klagomål/Bockbergets naturreservat FSC-klagomål.docx
@@ -168,7 +168,7 @@
     </w:p>
     <w:p>
       <w:r>
-        <w:t>Detta klagomål behandlar höga naturvärden i avverkningsanmälan Bockbergets naturreservat i Haninge kommun som inkom 2026-08-13 och omfattar 329,7 ha.</w:t>
+        <w:t>Detta klagomål behandlar höga naturvärden i avverkningsanmälan Bockbergets naturreservat i Haninge kommun som inkom 2026-08-14 och omfattar 329,7 ha.</w:t>
       </w:r>
     </w:p>
     <w:p>
@@ -1294,7 +1294,7 @@
     <w:r>
       <w:tab/>
       <w:tab/>
-      <w:t>2026-08-13</w:t>
+      <w:t>2026-08-14</w:t>
       <w:br/>
       <w:br/>
     </w:r>

--- a/klagomål/Bockbergets naturreservat FSC-klagomål.docx
+++ b/klagomål/Bockbergets naturreservat FSC-klagomål.docx
@@ -168,7 +168,7 @@
     </w:p>
     <w:p>
       <w:r>
-        <w:t>Detta klagomål behandlar höga naturvärden i avverkningsanmälan Bockbergets naturreservat i Haninge kommun som inkom 2026-08-14 och omfattar 329,7 ha.</w:t>
+        <w:t>Detta klagomål behandlar höga naturvärden i avverkningsanmälan Bockbergets naturreservat i Haninge kommun som inkom 2026-08-15 och omfattar 329,7 ha.</w:t>
       </w:r>
     </w:p>
     <w:p>
@@ -216,7 +216,7 @@
         <w:spacing w:after="240"/>
       </w:pPr>
       <w:r>
-        <w:t>Figur 1. Fyndplatser för naturvårdsarter i avverkningsanmälan. Markörer utan svart kant är placerade på fyndplatsen. Markörer med svart kant är placerade vid sidan av fyndplatsen har ett svart streck som visar fyndplatsens exakta position. Kartans mittpunktskoordinat är N 6544792, E 683502 i SWEREF 99 TM.</w:t>
+        <w:t>Figur 1. Fyndplatser för naturvårdsarter i avverkningsanmälan. Markörer utan svart kant är placerade på fyndplatsen. Markörer med svart kant är placerade vid sidan av fyndplatsen och har ett svart streck som visar fyndplatsens exakta position. Kartans mittpunktskoordinat är N 6544792, E 683502 i SWEREF 99 TM.</w:t>
       </w:r>
     </w:p>
     <w:p>
@@ -1294,7 +1294,7 @@
     <w:r>
       <w:tab/>
       <w:tab/>
-      <w:t>2026-08-14</w:t>
+      <w:t>2026-08-15</w:t>
       <w:br/>
       <w:br/>
     </w:r>

--- a/klagomål/Bockbergets naturreservat FSC-klagomål.docx
+++ b/klagomål/Bockbergets naturreservat FSC-klagomål.docx
@@ -168,7 +168,7 @@
     </w:p>
     <w:p>
       <w:r>
-        <w:t>Detta klagomål behandlar höga naturvärden i avverkningsanmälan Bockbergets naturreservat i Haninge kommun som inkom 2026-08-15 och omfattar 329,7 ha.</w:t>
+        <w:t>Detta klagomål behandlar höga naturvärden i avverkningsanmälan Bockbergets naturreservat i Haninge kommun som inkom 2026-08-16 och omfattar 329,7 ha.</w:t>
       </w:r>
     </w:p>
     <w:p>
@@ -1294,7 +1294,7 @@
     <w:r>
       <w:tab/>
       <w:tab/>
-      <w:t>2026-08-15</w:t>
+      <w:t>2026-08-16</w:t>
       <w:br/>
       <w:br/>
     </w:r>

--- a/klagomål/Bockbergets naturreservat FSC-klagomål.docx
+++ b/klagomål/Bockbergets naturreservat FSC-klagomål.docx
@@ -168,7 +168,7 @@
     </w:p>
     <w:p>
       <w:r>
-        <w:t>Detta klagomål behandlar höga naturvärden i avverkningsanmälan Bockbergets naturreservat i Haninge kommun som inkom 2026-08-16 och omfattar 329,7 ha.</w:t>
+        <w:t>Detta klagomål behandlar höga naturvärden i avverkningsanmälan Bockbergets naturreservat i Haninge kommun som inkom 2026-08-17 och omfattar 329,7 ha.</w:t>
       </w:r>
     </w:p>
     <w:p>
@@ -1294,7 +1294,7 @@
     <w:r>
       <w:tab/>
       <w:tab/>
-      <w:t>2026-08-16</w:t>
+      <w:t>2026-08-17</w:t>
       <w:br/>
       <w:br/>
     </w:r>

--- a/klagomål/Bockbergets naturreservat FSC-klagomål.docx
+++ b/klagomål/Bockbergets naturreservat FSC-klagomål.docx
@@ -168,7 +168,7 @@
     </w:p>
     <w:p>
       <w:r>
-        <w:t>Detta klagomål behandlar höga naturvärden i avverkningsanmälan Bockbergets naturreservat i Haninge kommun som inkom 2026-08-17 och omfattar 329,7 ha.</w:t>
+        <w:t>Detta klagomål behandlar höga naturvärden i avverkningsanmälan Bockbergets naturreservat i Haninge kommun som inkom 2026-08-18 och omfattar 329,7 ha.</w:t>
       </w:r>
     </w:p>
     <w:p>
@@ -1294,7 +1294,7 @@
     <w:r>
       <w:tab/>
       <w:tab/>
-      <w:t>2026-08-17</w:t>
+      <w:t>2026-08-18</w:t>
       <w:br/>
       <w:br/>
     </w:r>

--- a/klagomål/Bockbergets naturreservat FSC-klagomål.docx
+++ b/klagomål/Bockbergets naturreservat FSC-klagomål.docx
@@ -168,7 +168,7 @@
     </w:p>
     <w:p>
       <w:r>
-        <w:t>Detta klagomål behandlar höga naturvärden i avverkningsanmälan Bockbergets naturreservat i Haninge kommun som inkom 2026-08-18 och omfattar 329,7 ha.</w:t>
+        <w:t>Detta klagomål behandlar höga naturvärden i avverkningsanmälan Bockbergets naturreservat i Haninge kommun som inkom 2026-08-19 och omfattar 329,7 ha.</w:t>
       </w:r>
     </w:p>
     <w:p>
@@ -1294,7 +1294,7 @@
     <w:r>
       <w:tab/>
       <w:tab/>
-      <w:t>2026-08-18</w:t>
+      <w:t>2026-08-19</w:t>
       <w:br/>
       <w:br/>
     </w:r>

--- a/klagomål/Bockbergets naturreservat FSC-klagomål.docx
+++ b/klagomål/Bockbergets naturreservat FSC-klagomål.docx
@@ -168,7 +168,7 @@
     </w:p>
     <w:p>
       <w:r>
-        <w:t>Detta klagomål behandlar höga naturvärden i avverkningsanmälan Bockbergets naturreservat i Haninge kommun som inkom 2026-08-19 och omfattar 329,7 ha.</w:t>
+        <w:t>Detta klagomål behandlar höga naturvärden i avverkningsanmälan Bockbergets naturreservat i Haninge kommun som inkom 2026-08-20 och omfattar 329,7 ha.</w:t>
       </w:r>
     </w:p>
     <w:p>
@@ -1294,7 +1294,7 @@
     <w:r>
       <w:tab/>
       <w:tab/>
-      <w:t>2026-08-19</w:t>
+      <w:t>2026-08-20</w:t>
       <w:br/>
       <w:br/>
     </w:r>

--- a/klagomål/Bockbergets naturreservat FSC-klagomål.docx
+++ b/klagomål/Bockbergets naturreservat FSC-klagomål.docx
@@ -168,7 +168,7 @@
     </w:p>
     <w:p>
       <w:r>
-        <w:t>Detta klagomål behandlar höga naturvärden i avverkningsanmälan Bockbergets naturreservat i Haninge kommun som inkom 2026-08-20 och omfattar 329,7 ha.</w:t>
+        <w:t>Detta klagomål behandlar höga naturvärden i avverkningsanmälan Bockbergets naturreservat i Haninge kommun som inkom 2026-08-21 och omfattar 329,7 ha.</w:t>
       </w:r>
     </w:p>
     <w:p>
@@ -1294,7 +1294,7 @@
     <w:r>
       <w:tab/>
       <w:tab/>
-      <w:t>2026-08-20</w:t>
+      <w:t>2026-08-21</w:t>
       <w:br/>
       <w:br/>
     </w:r>

--- a/klagomål/Bockbergets naturreservat FSC-klagomål.docx
+++ b/klagomål/Bockbergets naturreservat FSC-klagomål.docx
@@ -168,7 +168,7 @@
     </w:p>
     <w:p>
       <w:r>
-        <w:t>Detta klagomål behandlar höga naturvärden i avverkningsanmälan Bockbergets naturreservat i Haninge kommun som inkom 2026-08-21 och omfattar 329,7 ha.</w:t>
+        <w:t>Detta klagomål behandlar höga naturvärden i avverkningsanmälan Bockbergets naturreservat i Haninge kommun som inkom 2026-08-22 och omfattar 329,7 ha.</w:t>
       </w:r>
     </w:p>
     <w:p>
@@ -1294,7 +1294,7 @@
     <w:r>
       <w:tab/>
       <w:tab/>
-      <w:t>2026-08-21</w:t>
+      <w:t>2026-08-22</w:t>
       <w:br/>
       <w:br/>
     </w:r>

--- a/klagomål/Bockbergets naturreservat FSC-klagomål.docx
+++ b/klagomål/Bockbergets naturreservat FSC-klagomål.docx
@@ -168,7 +168,7 @@
     </w:p>
     <w:p>
       <w:r>
-        <w:t>Detta klagomål behandlar höga naturvärden i avverkningsanmälan Bockbergets naturreservat i Haninge kommun som inkom 2026-08-22 och omfattar 329,7 ha.</w:t>
+        <w:t>Detta klagomål behandlar höga naturvärden i avverkningsanmälan Bockbergets naturreservat i Haninge kommun som inkom 2026-08-23 och omfattar 329,7 ha.</w:t>
       </w:r>
     </w:p>
     <w:p>
@@ -1294,7 +1294,7 @@
     <w:r>
       <w:tab/>
       <w:tab/>
-      <w:t>2026-08-22</w:t>
+      <w:t>2026-08-23</w:t>
       <w:br/>
       <w:br/>
     </w:r>

--- a/klagomål/Bockbergets naturreservat FSC-klagomål.docx
+++ b/klagomål/Bockbergets naturreservat FSC-klagomål.docx
@@ -168,7 +168,7 @@
     </w:p>
     <w:p>
       <w:r>
-        <w:t>Detta klagomål behandlar höga naturvärden i avverkningsanmälan Bockbergets naturreservat i Haninge kommun som inkom 2026-08-23 och omfattar 329,7 ha.</w:t>
+        <w:t>Detta klagomål behandlar höga naturvärden i avverkningsanmälan Bockbergets naturreservat i Haninge kommun som inkom 2026-08-24 och omfattar 329,7 ha.</w:t>
       </w:r>
     </w:p>
     <w:p>
@@ -1294,7 +1294,7 @@
     <w:r>
       <w:tab/>
       <w:tab/>
-      <w:t>2026-08-23</w:t>
+      <w:t>2026-08-24</w:t>
       <w:br/>
       <w:br/>
     </w:r>

--- a/klagomål/Bockbergets naturreservat FSC-klagomål.docx
+++ b/klagomål/Bockbergets naturreservat FSC-klagomål.docx
@@ -168,7 +168,7 @@
     </w:p>
     <w:p>
       <w:r>
-        <w:t>Detta klagomål behandlar höga naturvärden i avverkningsanmälan Bockbergets naturreservat i Haninge kommun som inkom 2026-08-24 och omfattar 329,7 ha.</w:t>
+        <w:t>Detta klagomål behandlar höga naturvärden i avverkningsanmälan Bockbergets naturreservat i Haninge kommun som inkom 2026-08-25 och omfattar 329,7 ha.</w:t>
       </w:r>
     </w:p>
     <w:p>
@@ -1294,7 +1294,7 @@
     <w:r>
       <w:tab/>
       <w:tab/>
-      <w:t>2026-08-24</w:t>
+      <w:t>2026-08-25</w:t>
       <w:br/>
       <w:br/>
     </w:r>

--- a/klagomål/Bockbergets naturreservat FSC-klagomål.docx
+++ b/klagomål/Bockbergets naturreservat FSC-klagomål.docx
@@ -168,7 +168,7 @@
     </w:p>
     <w:p>
       <w:r>
-        <w:t>Detta klagomål behandlar höga naturvärden i avverkningsanmälan Bockbergets naturreservat i Haninge kommun som inkom 2026-08-25 och omfattar 329,7 ha.</w:t>
+        <w:t>Detta klagomål behandlar höga naturvärden i avverkningsanmälan Bockbergets naturreservat i Haninge kommun som inkom 2026-08-26 och omfattar 329,7 ha.</w:t>
       </w:r>
     </w:p>
     <w:p>
@@ -1294,7 +1294,7 @@
     <w:r>
       <w:tab/>
       <w:tab/>
-      <w:t>2026-08-25</w:t>
+      <w:t>2026-08-26</w:t>
       <w:br/>
       <w:br/>
     </w:r>

--- a/klagomål/Bockbergets naturreservat FSC-klagomål.docx
+++ b/klagomål/Bockbergets naturreservat FSC-klagomål.docx
@@ -168,7 +168,7 @@
     </w:p>
     <w:p>
       <w:r>
-        <w:t>Detta klagomål behandlar höga naturvärden i avverkningsanmälan Bockbergets naturreservat i Haninge kommun som inkom 2026-08-26 och omfattar 329,7 ha.</w:t>
+        <w:t>Detta klagomål behandlar höga naturvärden i avverkningsanmälan Bockbergets naturreservat i Haninge kommun som inkom 2026-08-27 och omfattar 329,7 ha.</w:t>
       </w:r>
     </w:p>
     <w:p>
@@ -1294,7 +1294,7 @@
     <w:r>
       <w:tab/>
       <w:tab/>
-      <w:t>2026-08-26</w:t>
+      <w:t>2026-08-27</w:t>
       <w:br/>
       <w:br/>
     </w:r>

--- a/klagomål/Bockbergets naturreservat FSC-klagomål.docx
+++ b/klagomål/Bockbergets naturreservat FSC-klagomål.docx
@@ -168,7 +168,7 @@
     </w:p>
     <w:p>
       <w:r>
-        <w:t>Detta klagomål behandlar höga naturvärden i avverkningsanmälan Bockbergets naturreservat i Haninge kommun som inkom 2026-08-27 och omfattar 329,7 ha.</w:t>
+        <w:t>Detta klagomål behandlar höga naturvärden i avverkningsanmälan Bockbergets naturreservat i Haninge kommun som inkom 2026-08-28 och omfattar 329,7 ha.</w:t>
       </w:r>
     </w:p>
     <w:p>
@@ -1294,7 +1294,7 @@
     <w:r>
       <w:tab/>
       <w:tab/>
-      <w:t>2026-08-27</w:t>
+      <w:t>2026-08-28</w:t>
       <w:br/>
       <w:br/>
     </w:r>

--- a/klagomål/Bockbergets naturreservat FSC-klagomål.docx
+++ b/klagomål/Bockbergets naturreservat FSC-klagomål.docx
@@ -168,7 +168,7 @@
     </w:p>
     <w:p>
       <w:r>
-        <w:t>Detta klagomål behandlar höga naturvärden i avverkningsanmälan Bockbergets naturreservat i Haninge kommun som inkom 2026-08-28 och omfattar 329,7 ha.</w:t>
+        <w:t>Detta klagomål behandlar höga naturvärden i avverkningsanmälan Bockbergets naturreservat i Haninge kommun som inkom 2026-08-29 och omfattar 329,7 ha.</w:t>
       </w:r>
     </w:p>
     <w:p>
@@ -1294,7 +1294,7 @@
     <w:r>
       <w:tab/>
       <w:tab/>
-      <w:t>2026-08-28</w:t>
+      <w:t>2026-08-29</w:t>
       <w:br/>
       <w:br/>
     </w:r>

--- a/klagomål/Bockbergets naturreservat FSC-klagomål.docx
+++ b/klagomål/Bockbergets naturreservat FSC-klagomål.docx
@@ -168,7 +168,7 @@
     </w:p>
     <w:p>
       <w:r>
-        <w:t>Detta klagomål behandlar höga naturvärden i avverkningsanmälan Bockbergets naturreservat i Haninge kommun som inkom 2026-08-29 och omfattar 329,7 ha.</w:t>
+        <w:t>Detta klagomål behandlar höga naturvärden i avverkningsanmälan Bockbergets naturreservat i Haninge kommun som inkom 2026-08-31 och omfattar 329,7 ha.</w:t>
       </w:r>
     </w:p>
     <w:p>
@@ -1294,7 +1294,7 @@
     <w:r>
       <w:tab/>
       <w:tab/>
-      <w:t>2026-08-29</w:t>
+      <w:t>2026-08-31</w:t>
       <w:br/>
       <w:br/>
     </w:r>

--- a/klagomål/Bockbergets naturreservat FSC-klagomål.docx
+++ b/klagomål/Bockbergets naturreservat FSC-klagomål.docx
@@ -168,7 +168,7 @@
     </w:p>
     <w:p>
       <w:r>
-        <w:t>Detta klagomål behandlar höga naturvärden i avverkningsanmälan Bockbergets naturreservat i Haninge kommun som inkom 2026-08-31 och omfattar 329,7 ha.</w:t>
+        <w:t>Detta klagomål behandlar höga naturvärden i avverkningsanmälan Bockbergets naturreservat i Haninge kommun som inkom 2026-09-01 och omfattar 329,7 ha.</w:t>
       </w:r>
     </w:p>
     <w:p>
@@ -1294,7 +1294,7 @@
     <w:r>
       <w:tab/>
       <w:tab/>
-      <w:t>2026-08-31</w:t>
+      <w:t>2026-09-01</w:t>
       <w:br/>
       <w:br/>
     </w:r>

--- a/klagomål/Bockbergets naturreservat FSC-klagomål.docx
+++ b/klagomål/Bockbergets naturreservat FSC-klagomål.docx
@@ -168,7 +168,7 @@
     </w:p>
     <w:p>
       <w:r>
-        <w:t>Detta klagomål behandlar höga naturvärden i avverkningsanmälan Bockbergets naturreservat i Haninge kommun som inkom 2026-09-01 och omfattar 329,7 ha.</w:t>
+        <w:t>Detta klagomål behandlar höga naturvärden i avverkningsanmälan Bockbergets naturreservat i Haninge kommun som inkom 2026-09-02 och omfattar 329,7 ha.</w:t>
       </w:r>
     </w:p>
     <w:p>
@@ -1294,7 +1294,7 @@
     <w:r>
       <w:tab/>
       <w:tab/>
-      <w:t>2026-09-01</w:t>
+      <w:t>2026-09-02</w:t>
       <w:br/>
       <w:br/>
     </w:r>

--- a/klagomål/Bockbergets naturreservat FSC-klagomål.docx
+++ b/klagomål/Bockbergets naturreservat FSC-klagomål.docx
@@ -168,7 +168,7 @@
     </w:p>
     <w:p>
       <w:r>
-        <w:t>Detta klagomål behandlar höga naturvärden i avverkningsanmälan Bockbergets naturreservat i Haninge kommun som inkom 2026-09-02 och omfattar 329,7 ha.</w:t>
+        <w:t>Detta klagomål behandlar höga naturvärden i avverkningsanmälan Bockbergets naturreservat i Haninge kommun som inkom 2026-09-03 och omfattar 329,7 ha.</w:t>
       </w:r>
     </w:p>
     <w:p>
@@ -1294,7 +1294,7 @@
     <w:r>
       <w:tab/>
       <w:tab/>
-      <w:t>2026-09-02</w:t>
+      <w:t>2026-09-03</w:t>
       <w:br/>
       <w:br/>
     </w:r>

--- a/klagomål/Bockbergets naturreservat FSC-klagomål.docx
+++ b/klagomål/Bockbergets naturreservat FSC-klagomål.docx
@@ -168,7 +168,7 @@
     </w:p>
     <w:p>
       <w:r>
-        <w:t>Detta klagomål behandlar höga naturvärden i avverkningsanmälan Bockbergets naturreservat i Haninge kommun som inkom 2026-09-03 och omfattar 329,7 ha.</w:t>
+        <w:t>Detta klagomål behandlar höga naturvärden i avverkningsanmälan Bockbergets naturreservat i Haninge kommun som inkom 2026-09-04 och omfattar 329,7 ha.</w:t>
       </w:r>
     </w:p>
     <w:p>
@@ -1294,7 +1294,7 @@
     <w:r>
       <w:tab/>
       <w:tab/>
-      <w:t>2026-09-03</w:t>
+      <w:t>2026-09-04</w:t>
       <w:br/>
       <w:br/>
     </w:r>

--- a/klagomål/Bockbergets naturreservat FSC-klagomål.docx
+++ b/klagomål/Bockbergets naturreservat FSC-klagomål.docx
@@ -168,7 +168,7 @@
     </w:p>
     <w:p>
       <w:r>
-        <w:t>Detta klagomål behandlar höga naturvärden i avverkningsanmälan Bockbergets naturreservat i Haninge kommun som inkom 2026-09-04 och omfattar 329,7 ha.</w:t>
+        <w:t>Detta klagomål behandlar höga naturvärden i avverkningsanmälan Bockbergets naturreservat i Haninge kommun som inkom 2026-09-05 och omfattar 329,7 ha.</w:t>
       </w:r>
     </w:p>
     <w:p>
@@ -1294,7 +1294,7 @@
     <w:r>
       <w:tab/>
       <w:tab/>
-      <w:t>2026-09-04</w:t>
+      <w:t>2026-09-05</w:t>
       <w:br/>
       <w:br/>
     </w:r>

--- a/klagomål/Bockbergets naturreservat FSC-klagomål.docx
+++ b/klagomål/Bockbergets naturreservat FSC-klagomål.docx
@@ -168,7 +168,7 @@
     </w:p>
     <w:p>
       <w:r>
-        <w:t>Detta klagomål behandlar höga naturvärden i avverkningsanmälan Bockbergets naturreservat i Haninge kommun som inkom 2026-09-05 och omfattar 329,7 ha.</w:t>
+        <w:t>Detta klagomål behandlar höga naturvärden i avverkningsanmälan Bockbergets naturreservat i Haninge kommun som inkom 2026-09-06 och omfattar 329,7 ha.</w:t>
       </w:r>
     </w:p>
     <w:p>
@@ -1294,7 +1294,7 @@
     <w:r>
       <w:tab/>
       <w:tab/>
-      <w:t>2026-09-05</w:t>
+      <w:t>2026-09-06</w:t>
       <w:br/>
       <w:br/>
     </w:r>

--- a/klagomål/Bockbergets naturreservat FSC-klagomål.docx
+++ b/klagomål/Bockbergets naturreservat FSC-klagomål.docx
@@ -168,7 +168,7 @@
     </w:p>
     <w:p>
       <w:r>
-        <w:t>Detta klagomål behandlar höga naturvärden i avverkningsanmälan Bockbergets naturreservat i Haninge kommun som inkom 2026-09-06 och omfattar 329,7 ha.</w:t>
+        <w:t>Detta klagomål behandlar höga naturvärden i avverkningsanmälan Bockbergets naturreservat i Haninge kommun som inkom 2026-09-07 och omfattar 329,7 ha.</w:t>
       </w:r>
     </w:p>
     <w:p>
@@ -1294,7 +1294,7 @@
     <w:r>
       <w:tab/>
       <w:tab/>
-      <w:t>2026-09-06</w:t>
+      <w:t>2026-09-07</w:t>
       <w:br/>
       <w:br/>
     </w:r>
